--- a/src/content/books/38-tretii-khram/en.docx
+++ b/src/content/books/38-tretii-khram/en.docx
@@ -71042,9 +71042,6 @@
         <w:footnoteRef/>
       </w:r>
       <w:r>
-        <w:rPr>
-          <w:rStyle w:val="af8"/>
-        </w:rPr>
         <w:t>The book was revealed on October 12 and 13, 2025.</w:t>
       </w:r>
     </w:p>
